--- a/2025-1 Trabajo_de_Campo___S08.docx
+++ b/2025-1 Trabajo_de_Campo___S08.docx
@@ -19,7 +19,7 @@
           <w:lang w:val="es-PE" w:eastAsia="en-US"/>
         </w:rPr>
         <w:drawing>
-          <wp:inline distT="0" distB="0" distL="0" distR="0" wp14:anchorId="308E80A7" wp14:editId="097369EC">
+          <wp:inline distT="0" distB="0" distL="0" distR="0" wp14:anchorId="308E80A7" wp14:editId="48BB3B12">
             <wp:extent cx="2086370" cy="2038350"/>
             <wp:effectExtent l="0" t="0" r="9525" b="0"/>
             <wp:docPr id="9" name="Imagen 9" descr="En UPN apostamos por el cambio y renovamos nuestra identidad ..."/>
@@ -815,18 +815,8 @@
           <w:sz w:val="32"/>
           <w:szCs w:val="32"/>
         </w:rPr>
-        <w:t xml:space="preserve">Espinoza </w:t>
-      </w:r>
-      <w:proofErr w:type="spellStart"/>
-      <w:r>
-        <w:rPr>
-          <w:rFonts w:ascii="Arial" w:eastAsia="Arial" w:hAnsi="Arial" w:cs="Arial"/>
-          <w:sz w:val="32"/>
-          <w:szCs w:val="32"/>
-        </w:rPr>
-        <w:t>Edquen</w:t>
-      </w:r>
-      <w:proofErr w:type="spellEnd"/>
+        <w:t>Espinoza Edquen</w:t>
+      </w:r>
       <w:r>
         <w:rPr>
           <w:rFonts w:ascii="Arial" w:eastAsia="Arial" w:hAnsi="Arial" w:cs="Arial"/>
@@ -2373,7 +2363,25 @@
           <w:bCs/>
           <w:lang w:val="es-PE"/>
         </w:rPr>
-        <w:t>Historia 8:</w:t>
+        <w:t xml:space="preserve">Historia </w:t>
+      </w:r>
+      <w:r>
+        <w:rPr>
+          <w:rFonts w:ascii="Arial" w:hAnsi="Arial" w:cs="Arial"/>
+          <w:b/>
+          <w:bCs/>
+          <w:lang w:val="es-PE"/>
+        </w:rPr>
+        <w:t>8</w:t>
+      </w:r>
+      <w:r>
+        <w:rPr>
+          <w:rFonts w:ascii="Arial" w:hAnsi="Arial" w:cs="Arial"/>
+          <w:b/>
+          <w:bCs/>
+          <w:lang w:val="es-PE"/>
+        </w:rPr>
+        <w:t>:</w:t>
       </w:r>
     </w:p>
     <w:p>
@@ -2399,7 +2407,7 @@
         <w:rPr>
           <w:rFonts w:ascii="Arial" w:hAnsi="Arial" w:cs="Arial"/>
         </w:rPr>
-        <w:t xml:space="preserve"> Empleado (personal de limpieza),</w:t>
+        <w:t xml:space="preserve"> Empleado (recepcionista),</w:t>
       </w:r>
       <w:r>
         <w:rPr>
@@ -2420,7 +2428,7 @@
         <w:rPr>
           <w:rFonts w:ascii="Arial" w:hAnsi="Arial" w:cs="Arial"/>
         </w:rPr>
-        <w:t xml:space="preserve"> ver qué habitaciones han quedado libres,</w:t>
+        <w:t xml:space="preserve"> buscar huéspedes por nombre o número de documento,</w:t>
       </w:r>
       <w:r>
         <w:rPr>
@@ -2441,7 +2449,7 @@
         <w:rPr>
           <w:rFonts w:ascii="Arial" w:hAnsi="Arial" w:cs="Arial"/>
         </w:rPr>
-        <w:t xml:space="preserve"> saber cuáles debo limpiar.</w:t>
+        <w:t xml:space="preserve"> facilitar el seguimiento de reservas.</w:t>
       </w:r>
     </w:p>
     <w:p>
@@ -2467,7 +2475,25 @@
           <w:bCs/>
           <w:lang w:val="es-PE"/>
         </w:rPr>
-        <w:t>Historia 9:</w:t>
+        <w:t xml:space="preserve">Historia </w:t>
+      </w:r>
+      <w:r>
+        <w:rPr>
+          <w:rFonts w:ascii="Arial" w:hAnsi="Arial" w:cs="Arial"/>
+          <w:b/>
+          <w:bCs/>
+          <w:lang w:val="es-PE"/>
+        </w:rPr>
+        <w:t>9</w:t>
+      </w:r>
+      <w:r>
+        <w:rPr>
+          <w:rFonts w:ascii="Arial" w:hAnsi="Arial" w:cs="Arial"/>
+          <w:b/>
+          <w:bCs/>
+          <w:lang w:val="es-PE"/>
+        </w:rPr>
+        <w:t>:</w:t>
       </w:r>
     </w:p>
     <w:p>
@@ -2477,6 +2503,7 @@
         <w:ind w:left="851"/>
         <w:rPr>
           <w:rFonts w:ascii="Arial" w:hAnsi="Arial" w:cs="Arial"/>
+          <w:lang w:val="es-PE"/>
         </w:rPr>
       </w:pPr>
       <w:r>
@@ -2513,7 +2540,7 @@
         <w:rPr>
           <w:rFonts w:ascii="Arial" w:hAnsi="Arial" w:cs="Arial"/>
         </w:rPr>
-        <w:t xml:space="preserve"> registrar productos de limpieza e inventario,</w:t>
+        <w:t xml:space="preserve"> tener diferentes niveles de acceso,</w:t>
       </w:r>
       <w:r>
         <w:rPr>
@@ -2528,13 +2555,13 @@
           <w:bCs/>
           <w:color w:val="FF0000"/>
         </w:rPr>
-        <w:t xml:space="preserve">para </w:t>
-      </w:r>
-      <w:r>
-        <w:rPr>
-          <w:rFonts w:ascii="Arial" w:hAnsi="Arial" w:cs="Arial"/>
-        </w:rPr>
-        <w:t>llevar un control del stock del hospedaje.</w:t>
+        <w:t>para</w:t>
+      </w:r>
+      <w:r>
+        <w:rPr>
+          <w:rFonts w:ascii="Arial" w:hAnsi="Arial" w:cs="Arial"/>
+        </w:rPr>
+        <w:t xml:space="preserve"> que los empleados solo vean lo que necesitan.</w:t>
       </w:r>
     </w:p>
     <w:p>
@@ -2560,7 +2587,25 @@
           <w:bCs/>
           <w:lang w:val="es-PE"/>
         </w:rPr>
-        <w:t>Historia 10:</w:t>
+        <w:t xml:space="preserve">Historia </w:t>
+      </w:r>
+      <w:r>
+        <w:rPr>
+          <w:rFonts w:ascii="Arial" w:hAnsi="Arial" w:cs="Arial"/>
+          <w:b/>
+          <w:bCs/>
+          <w:lang w:val="es-PE"/>
+        </w:rPr>
+        <w:t>10</w:t>
+      </w:r>
+      <w:r>
+        <w:rPr>
+          <w:rFonts w:ascii="Arial" w:hAnsi="Arial" w:cs="Arial"/>
+          <w:b/>
+          <w:bCs/>
+          <w:lang w:val="es-PE"/>
+        </w:rPr>
+        <w:t>:</w:t>
       </w:r>
     </w:p>
     <w:p>
@@ -2586,7 +2631,7 @@
         <w:rPr>
           <w:rFonts w:ascii="Arial" w:hAnsi="Arial" w:cs="Arial"/>
         </w:rPr>
-        <w:t xml:space="preserve"> Administrador,</w:t>
+        <w:t xml:space="preserve"> Empleado (recepcionista),</w:t>
       </w:r>
       <w:r>
         <w:rPr>
@@ -2607,7 +2652,7 @@
         <w:rPr>
           <w:rFonts w:ascii="Arial" w:hAnsi="Arial" w:cs="Arial"/>
         </w:rPr>
-        <w:t xml:space="preserve"> generar reportes mensuales de ingresos y egresos,</w:t>
+        <w:t xml:space="preserve"> editar datos de una reserva,</w:t>
       </w:r>
       <w:r>
         <w:rPr>
@@ -2622,13 +2667,13 @@
           <w:bCs/>
           <w:color w:val="FF0000"/>
         </w:rPr>
-        <w:t>para</w:t>
-      </w:r>
-      <w:r>
-        <w:rPr>
-          <w:rFonts w:ascii="Arial" w:hAnsi="Arial" w:cs="Arial"/>
-        </w:rPr>
-        <w:t xml:space="preserve"> evaluar la rentabilidad del hospedaje.</w:t>
+        <w:t xml:space="preserve">para </w:t>
+      </w:r>
+      <w:r>
+        <w:rPr>
+          <w:rFonts w:ascii="Arial" w:hAnsi="Arial" w:cs="Arial"/>
+        </w:rPr>
+        <w:t>corregir errores o actualizar fechas.</w:t>
       </w:r>
     </w:p>
     <w:p>
@@ -2654,7 +2699,25 @@
           <w:bCs/>
           <w:lang w:val="es-PE"/>
         </w:rPr>
-        <w:t>Historia 11:</w:t>
+        <w:t>Historia 1</w:t>
+      </w:r>
+      <w:r>
+        <w:rPr>
+          <w:rFonts w:ascii="Arial" w:hAnsi="Arial" w:cs="Arial"/>
+          <w:b/>
+          <w:bCs/>
+          <w:lang w:val="es-PE"/>
+        </w:rPr>
+        <w:t>1</w:t>
+      </w:r>
+      <w:r>
+        <w:rPr>
+          <w:rFonts w:ascii="Arial" w:hAnsi="Arial" w:cs="Arial"/>
+          <w:b/>
+          <w:bCs/>
+          <w:lang w:val="es-PE"/>
+        </w:rPr>
+        <w:t>:</w:t>
       </w:r>
     </w:p>
     <w:p>
@@ -2680,7 +2743,7 @@
         <w:rPr>
           <w:rFonts w:ascii="Arial" w:hAnsi="Arial" w:cs="Arial"/>
         </w:rPr>
-        <w:t xml:space="preserve"> Empleado (recepcionista),</w:t>
+        <w:t xml:space="preserve"> Administrador,</w:t>
       </w:r>
       <w:r>
         <w:rPr>
@@ -2701,7 +2764,7 @@
         <w:rPr>
           <w:rFonts w:ascii="Arial" w:hAnsi="Arial" w:cs="Arial"/>
         </w:rPr>
-        <w:t xml:space="preserve"> buscar huéspedes por nombre o número de documento,</w:t>
+        <w:t xml:space="preserve"> tener una copia de seguridad del sistema,</w:t>
       </w:r>
       <w:r>
         <w:rPr>
@@ -2722,7 +2785,7 @@
         <w:rPr>
           <w:rFonts w:ascii="Arial" w:hAnsi="Arial" w:cs="Arial"/>
         </w:rPr>
-        <w:t xml:space="preserve"> facilitar el seguimiento de reservas.</w:t>
+        <w:t xml:space="preserve"> evitar la pérdida de datos importantes.</w:t>
       </w:r>
     </w:p>
     <w:p>
@@ -2748,7 +2811,25 @@
           <w:bCs/>
           <w:lang w:val="es-PE"/>
         </w:rPr>
-        <w:t>Historia 12:</w:t>
+        <w:t>Historia 1</w:t>
+      </w:r>
+      <w:r>
+        <w:rPr>
+          <w:rFonts w:ascii="Arial" w:hAnsi="Arial" w:cs="Arial"/>
+          <w:b/>
+          <w:bCs/>
+          <w:lang w:val="es-PE"/>
+        </w:rPr>
+        <w:t>2</w:t>
+      </w:r>
+      <w:r>
+        <w:rPr>
+          <w:rFonts w:ascii="Arial" w:hAnsi="Arial" w:cs="Arial"/>
+          <w:b/>
+          <w:bCs/>
+          <w:lang w:val="es-PE"/>
+        </w:rPr>
+        <w:t>:</w:t>
       </w:r>
     </w:p>
     <w:p>
@@ -2774,7 +2855,7 @@
         <w:rPr>
           <w:rFonts w:ascii="Arial" w:hAnsi="Arial" w:cs="Arial"/>
         </w:rPr>
-        <w:t xml:space="preserve"> Administrador,</w:t>
+        <w:t xml:space="preserve"> Empleado (recepcionista),</w:t>
       </w:r>
       <w:r>
         <w:rPr>
@@ -2795,7 +2876,7 @@
         <w:rPr>
           <w:rFonts w:ascii="Arial" w:hAnsi="Arial" w:cs="Arial"/>
         </w:rPr>
-        <w:t xml:space="preserve"> tener diferentes niveles de acceso,</w:t>
+        <w:t xml:space="preserve"> registrar observaciones en una reserva,</w:t>
       </w:r>
       <w:r>
         <w:rPr>
@@ -2816,7 +2897,7 @@
         <w:rPr>
           <w:rFonts w:ascii="Arial" w:hAnsi="Arial" w:cs="Arial"/>
         </w:rPr>
-        <w:t xml:space="preserve"> que los empleados solo vean lo que necesitan.</w:t>
+        <w:t xml:space="preserve"> dejar constancia de solicitudes especiales del huésped.</w:t>
       </w:r>
     </w:p>
     <w:p>
@@ -2842,384 +2923,25 @@
           <w:bCs/>
           <w:lang w:val="es-PE"/>
         </w:rPr>
-        <w:t>Historia 13:</w:t>
-      </w:r>
-    </w:p>
-    <w:p>
-      <w:pPr>
-        <w:pStyle w:val="Prrafodelista"/>
-        <w:spacing w:line="360" w:lineRule="auto"/>
-        <w:ind w:left="851"/>
-        <w:rPr>
-          <w:rFonts w:ascii="Arial" w:hAnsi="Arial" w:cs="Arial"/>
-          <w:lang w:val="es-PE"/>
-        </w:rPr>
-      </w:pPr>
-      <w:r>
-        <w:rPr>
-          <w:rFonts w:ascii="Arial" w:hAnsi="Arial" w:cs="Arial"/>
-          <w:b/>
-          <w:bCs/>
-          <w:color w:val="FF0000"/>
-        </w:rPr>
-        <w:t>Como</w:t>
-      </w:r>
-      <w:r>
-        <w:rPr>
-          <w:rFonts w:ascii="Arial" w:hAnsi="Arial" w:cs="Arial"/>
-        </w:rPr>
-        <w:t xml:space="preserve"> Empleado (recepcionista),</w:t>
-      </w:r>
-      <w:r>
-        <w:rPr>
-          <w:rFonts w:ascii="Arial" w:hAnsi="Arial" w:cs="Arial"/>
-        </w:rPr>
-        <w:br/>
-      </w:r>
-      <w:r>
-        <w:rPr>
-          <w:rFonts w:ascii="Arial" w:hAnsi="Arial" w:cs="Arial"/>
-          <w:b/>
-          <w:bCs/>
-          <w:color w:val="FF0000"/>
-        </w:rPr>
-        <w:t>quiero</w:t>
-      </w:r>
-      <w:r>
-        <w:rPr>
-          <w:rFonts w:ascii="Arial" w:hAnsi="Arial" w:cs="Arial"/>
-        </w:rPr>
-        <w:t xml:space="preserve"> editar datos de una reserva,</w:t>
-      </w:r>
-      <w:r>
-        <w:rPr>
-          <w:rFonts w:ascii="Arial" w:hAnsi="Arial" w:cs="Arial"/>
-        </w:rPr>
-        <w:br/>
-      </w:r>
-      <w:r>
-        <w:rPr>
-          <w:rFonts w:ascii="Arial" w:hAnsi="Arial" w:cs="Arial"/>
-          <w:b/>
-          <w:bCs/>
-          <w:color w:val="FF0000"/>
-        </w:rPr>
-        <w:t xml:space="preserve">para </w:t>
-      </w:r>
-      <w:r>
-        <w:rPr>
-          <w:rFonts w:ascii="Arial" w:hAnsi="Arial" w:cs="Arial"/>
-        </w:rPr>
-        <w:t>corregir errores o actualizar fechas.</w:t>
-      </w:r>
-    </w:p>
-    <w:p>
-      <w:pPr>
-        <w:pStyle w:val="Prrafodelista"/>
-        <w:numPr>
-          <w:ilvl w:val="0"/>
-          <w:numId w:val="41"/>
-        </w:numPr>
-        <w:spacing w:line="360" w:lineRule="auto"/>
-        <w:ind w:left="851"/>
-        <w:rPr>
-          <w:rFonts w:ascii="Arial" w:hAnsi="Arial" w:cs="Arial"/>
-          <w:b/>
-          <w:bCs/>
-          <w:lang w:val="es-PE"/>
-        </w:rPr>
-      </w:pPr>
-      <w:r>
-        <w:rPr>
-          <w:rFonts w:ascii="Arial" w:hAnsi="Arial" w:cs="Arial"/>
-          <w:b/>
-          <w:bCs/>
-          <w:lang w:val="es-PE"/>
-        </w:rPr>
-        <w:t>Historia 14:</w:t>
-      </w:r>
-    </w:p>
-    <w:p>
-      <w:pPr>
-        <w:pStyle w:val="Prrafodelista"/>
-        <w:spacing w:line="360" w:lineRule="auto"/>
-        <w:ind w:left="851"/>
-        <w:rPr>
-          <w:rFonts w:ascii="Arial" w:hAnsi="Arial" w:cs="Arial"/>
-          <w:lang w:val="es-PE"/>
-        </w:rPr>
-      </w:pPr>
-      <w:r>
-        <w:rPr>
-          <w:rFonts w:ascii="Arial" w:hAnsi="Arial" w:cs="Arial"/>
-          <w:b/>
-          <w:bCs/>
-          <w:color w:val="FF0000"/>
-        </w:rPr>
-        <w:lastRenderedPageBreak/>
-        <w:t>Como</w:t>
-      </w:r>
-      <w:r>
-        <w:rPr>
-          <w:rFonts w:ascii="Arial" w:hAnsi="Arial" w:cs="Arial"/>
-        </w:rPr>
-        <w:t xml:space="preserve"> Empleado (personal de limpieza),</w:t>
-      </w:r>
-      <w:r>
-        <w:rPr>
-          <w:rFonts w:ascii="Arial" w:hAnsi="Arial" w:cs="Arial"/>
-        </w:rPr>
-        <w:br/>
-      </w:r>
-      <w:r>
-        <w:rPr>
-          <w:rFonts w:ascii="Arial" w:hAnsi="Arial" w:cs="Arial"/>
-          <w:b/>
-          <w:bCs/>
-          <w:color w:val="FF0000"/>
-        </w:rPr>
-        <w:t>quiero</w:t>
-      </w:r>
-      <w:r>
-        <w:rPr>
-          <w:rFonts w:ascii="Arial" w:hAnsi="Arial" w:cs="Arial"/>
-        </w:rPr>
-        <w:t xml:space="preserve"> recibir notificaciones cuando una habitación quede libre,</w:t>
-      </w:r>
-      <w:r>
-        <w:rPr>
-          <w:rFonts w:ascii="Arial" w:hAnsi="Arial" w:cs="Arial"/>
-        </w:rPr>
-        <w:br/>
-      </w:r>
-      <w:r>
-        <w:rPr>
-          <w:rFonts w:ascii="Arial" w:hAnsi="Arial" w:cs="Arial"/>
-          <w:b/>
-          <w:bCs/>
-          <w:color w:val="FF0000"/>
-        </w:rPr>
-        <w:t>para</w:t>
-      </w:r>
-      <w:r>
-        <w:rPr>
-          <w:rFonts w:ascii="Arial" w:hAnsi="Arial" w:cs="Arial"/>
-        </w:rPr>
-        <w:t xml:space="preserve"> comenzar con la limpieza sin retraso.</w:t>
-      </w:r>
-    </w:p>
-    <w:p>
-      <w:pPr>
-        <w:pStyle w:val="Prrafodelista"/>
-        <w:numPr>
-          <w:ilvl w:val="0"/>
-          <w:numId w:val="41"/>
-        </w:numPr>
-        <w:spacing w:line="360" w:lineRule="auto"/>
-        <w:ind w:left="851"/>
-        <w:rPr>
-          <w:rFonts w:ascii="Arial" w:hAnsi="Arial" w:cs="Arial"/>
-          <w:b/>
-          <w:bCs/>
-          <w:lang w:val="es-PE"/>
-        </w:rPr>
-      </w:pPr>
-      <w:r>
-        <w:rPr>
-          <w:rFonts w:ascii="Arial" w:hAnsi="Arial" w:cs="Arial"/>
-          <w:b/>
-          <w:bCs/>
-          <w:lang w:val="es-PE"/>
-        </w:rPr>
-        <w:t>Historia 15:</w:t>
-      </w:r>
-    </w:p>
-    <w:p>
-      <w:pPr>
-        <w:pStyle w:val="Prrafodelista"/>
-        <w:spacing w:line="360" w:lineRule="auto"/>
-        <w:ind w:left="851"/>
-        <w:rPr>
-          <w:rFonts w:ascii="Arial" w:hAnsi="Arial" w:cs="Arial"/>
-          <w:lang w:val="es-PE"/>
-        </w:rPr>
-      </w:pPr>
-      <w:r>
-        <w:rPr>
-          <w:rFonts w:ascii="Arial" w:hAnsi="Arial" w:cs="Arial"/>
-          <w:b/>
-          <w:bCs/>
-          <w:color w:val="FF0000"/>
-        </w:rPr>
-        <w:t>Como</w:t>
-      </w:r>
-      <w:r>
-        <w:rPr>
-          <w:rFonts w:ascii="Arial" w:hAnsi="Arial" w:cs="Arial"/>
-        </w:rPr>
-        <w:t xml:space="preserve"> Administrador,</w:t>
-      </w:r>
-      <w:r>
-        <w:rPr>
-          <w:rFonts w:ascii="Arial" w:hAnsi="Arial" w:cs="Arial"/>
-        </w:rPr>
-        <w:br/>
-      </w:r>
-      <w:r>
-        <w:rPr>
-          <w:rFonts w:ascii="Arial" w:hAnsi="Arial" w:cs="Arial"/>
-          <w:b/>
-          <w:bCs/>
-          <w:color w:val="FF0000"/>
-        </w:rPr>
-        <w:t>quiero</w:t>
-      </w:r>
-      <w:r>
-        <w:rPr>
-          <w:rFonts w:ascii="Arial" w:hAnsi="Arial" w:cs="Arial"/>
-        </w:rPr>
-        <w:t xml:space="preserve"> tener una copia de seguridad del sistema,</w:t>
-      </w:r>
-      <w:r>
-        <w:rPr>
-          <w:rFonts w:ascii="Arial" w:hAnsi="Arial" w:cs="Arial"/>
-        </w:rPr>
-        <w:br/>
-      </w:r>
-      <w:r>
-        <w:rPr>
-          <w:rFonts w:ascii="Arial" w:hAnsi="Arial" w:cs="Arial"/>
-          <w:b/>
-          <w:bCs/>
-          <w:color w:val="FF0000"/>
-        </w:rPr>
-        <w:t>para</w:t>
-      </w:r>
-      <w:r>
-        <w:rPr>
-          <w:rFonts w:ascii="Arial" w:hAnsi="Arial" w:cs="Arial"/>
-        </w:rPr>
-        <w:t xml:space="preserve"> evitar la pérdida de datos importantes.</w:t>
-      </w:r>
-    </w:p>
-    <w:p>
-      <w:pPr>
-        <w:pStyle w:val="Prrafodelista"/>
-        <w:numPr>
-          <w:ilvl w:val="0"/>
-          <w:numId w:val="41"/>
-        </w:numPr>
-        <w:spacing w:line="360" w:lineRule="auto"/>
-        <w:ind w:left="851"/>
-        <w:rPr>
-          <w:rFonts w:ascii="Arial" w:hAnsi="Arial" w:cs="Arial"/>
-          <w:b/>
-          <w:bCs/>
-          <w:lang w:val="es-PE"/>
-        </w:rPr>
-      </w:pPr>
-      <w:r>
-        <w:rPr>
-          <w:rFonts w:ascii="Arial" w:hAnsi="Arial" w:cs="Arial"/>
-          <w:b/>
-          <w:bCs/>
-          <w:lang w:val="es-PE"/>
-        </w:rPr>
-        <w:t>Historia 16:</w:t>
-      </w:r>
-    </w:p>
-    <w:p>
-      <w:pPr>
-        <w:pStyle w:val="Prrafodelista"/>
-        <w:spacing w:line="360" w:lineRule="auto"/>
-        <w:ind w:left="851"/>
-        <w:rPr>
-          <w:rFonts w:ascii="Arial" w:hAnsi="Arial" w:cs="Arial"/>
-          <w:lang w:val="es-PE"/>
-        </w:rPr>
-      </w:pPr>
-      <w:r>
-        <w:rPr>
-          <w:rFonts w:ascii="Arial" w:hAnsi="Arial" w:cs="Arial"/>
-          <w:b/>
-          <w:bCs/>
-          <w:color w:val="FF0000"/>
-        </w:rPr>
-        <w:t>Como</w:t>
-      </w:r>
-      <w:r>
-        <w:rPr>
-          <w:rFonts w:ascii="Arial" w:hAnsi="Arial" w:cs="Arial"/>
-        </w:rPr>
-        <w:t xml:space="preserve"> Empleado (recepcionista),</w:t>
-      </w:r>
-      <w:r>
-        <w:rPr>
-          <w:rFonts w:ascii="Arial" w:hAnsi="Arial" w:cs="Arial"/>
-        </w:rPr>
-        <w:br/>
-      </w:r>
-      <w:r>
-        <w:rPr>
-          <w:rFonts w:ascii="Arial" w:hAnsi="Arial" w:cs="Arial"/>
-          <w:b/>
-          <w:bCs/>
-          <w:color w:val="FF0000"/>
-        </w:rPr>
-        <w:t>quiero</w:t>
-      </w:r>
-      <w:r>
-        <w:rPr>
-          <w:rFonts w:ascii="Arial" w:hAnsi="Arial" w:cs="Arial"/>
-        </w:rPr>
-        <w:t xml:space="preserve"> registrar observaciones en una reserva,</w:t>
-      </w:r>
-      <w:r>
-        <w:rPr>
-          <w:rFonts w:ascii="Arial" w:hAnsi="Arial" w:cs="Arial"/>
-        </w:rPr>
-        <w:br/>
-      </w:r>
-      <w:r>
-        <w:rPr>
-          <w:rFonts w:ascii="Arial" w:hAnsi="Arial" w:cs="Arial"/>
-          <w:b/>
-          <w:bCs/>
-          <w:color w:val="FF0000"/>
-        </w:rPr>
-        <w:t>para</w:t>
-      </w:r>
-      <w:r>
-        <w:rPr>
-          <w:rFonts w:ascii="Arial" w:hAnsi="Arial" w:cs="Arial"/>
-        </w:rPr>
-        <w:t xml:space="preserve"> dejar constancia de solicitudes especiales del huésped.</w:t>
-      </w:r>
-    </w:p>
-    <w:p>
-      <w:pPr>
-        <w:pStyle w:val="Prrafodelista"/>
-        <w:numPr>
-          <w:ilvl w:val="0"/>
-          <w:numId w:val="41"/>
-        </w:numPr>
-        <w:spacing w:line="360" w:lineRule="auto"/>
-        <w:ind w:left="851"/>
-        <w:rPr>
-          <w:rFonts w:ascii="Arial" w:hAnsi="Arial" w:cs="Arial"/>
-          <w:b/>
-          <w:bCs/>
-          <w:lang w:val="es-PE"/>
-        </w:rPr>
-      </w:pPr>
-      <w:r>
-        <w:rPr>
-          <w:rFonts w:ascii="Arial" w:hAnsi="Arial" w:cs="Arial"/>
-          <w:b/>
-          <w:bCs/>
-          <w:lang w:val="es-PE"/>
-        </w:rPr>
-        <w:t>Historia 17:</w:t>
+        <w:t>Historia 1</w:t>
+      </w:r>
+      <w:r>
+        <w:rPr>
+          <w:rFonts w:ascii="Arial" w:hAnsi="Arial" w:cs="Arial"/>
+          <w:b/>
+          <w:bCs/>
+          <w:lang w:val="es-PE"/>
+        </w:rPr>
+        <w:t>3</w:t>
+      </w:r>
+      <w:r>
+        <w:rPr>
+          <w:rFonts w:ascii="Arial" w:hAnsi="Arial" w:cs="Arial"/>
+          <w:b/>
+          <w:bCs/>
+          <w:lang w:val="es-PE"/>
+        </w:rPr>
+        <w:t>:</w:t>
       </w:r>
     </w:p>
     <w:p>
@@ -3330,6 +3052,7 @@
           <w:szCs w:val="22"/>
           <w:lang w:val="es-PE"/>
         </w:rPr>
+        <w:lastRenderedPageBreak/>
         <w:t>Ejecutar y elaborar el recojo de información de la empresa, de tal manera que se elaboren las historias de usuario reales</w:t>
       </w:r>
       <w:r>
@@ -3643,9 +3366,7 @@
     </w:p>
     <w:p>
       <w:pPr>
-        <w:pStyle w:val="Prrafodelista"/>
-        <w:spacing w:line="360" w:lineRule="auto"/>
-        <w:ind w:left="851"/>
+        <w:spacing w:line="360" w:lineRule="auto"/>
         <w:rPr>
           <w:rFonts w:ascii="Arial" w:hAnsi="Arial" w:cs="Arial"/>
           <w:b/>
@@ -3682,7 +3403,27 @@
           <w:sz w:val="22"/>
           <w:szCs w:val="22"/>
         </w:rPr>
-        <w:t>Historia real 3 – Empleado (personal de limpieza):</w:t>
+        <w:t xml:space="preserve">Historia real </w:t>
+      </w:r>
+      <w:r>
+        <w:rPr>
+          <w:rFonts w:ascii="Arial" w:hAnsi="Arial" w:cs="Arial"/>
+          <w:b/>
+          <w:bCs/>
+          <w:sz w:val="22"/>
+          <w:szCs w:val="22"/>
+        </w:rPr>
+        <w:t>3</w:t>
+      </w:r>
+      <w:r>
+        <w:rPr>
+          <w:rFonts w:ascii="Arial" w:hAnsi="Arial" w:cs="Arial"/>
+          <w:b/>
+          <w:bCs/>
+          <w:sz w:val="22"/>
+          <w:szCs w:val="22"/>
+        </w:rPr>
+        <w:t xml:space="preserve"> – Empleado (recepcionista):</w:t>
       </w:r>
     </w:p>
     <w:p>
@@ -3700,8 +3441,7 @@
           <w:rStyle w:val="fadeinm1hgl8"/>
           <w:rFonts w:ascii="Arial" w:eastAsiaTheme="majorEastAsia" w:hAnsi="Arial" w:cs="Arial"/>
         </w:rPr>
-        <w:lastRenderedPageBreak/>
-        <w:t>“A veces limpio habitaciones que aún están ocupadas o dejo pasar otras que ya se fueron.”</w:t>
+        <w:t>“A veces repiten los mismos huéspedes y tengo que volver a pedirles sus datos.”</w:t>
       </w:r>
     </w:p>
     <w:p>
@@ -3734,7 +3474,7 @@
           <w:rStyle w:val="fadeinm1hgl8"/>
           <w:rFonts w:ascii="Arial" w:eastAsiaTheme="majorEastAsia" w:hAnsi="Arial" w:cs="Arial"/>
         </w:rPr>
-        <w:t xml:space="preserve"> Empleado (limpieza),</w:t>
+        <w:t xml:space="preserve"> Empleado (recepcionista),</w:t>
       </w:r>
       <w:r>
         <w:rPr>
@@ -3749,14 +3489,14 @@
           <w:rFonts w:ascii="Arial" w:eastAsiaTheme="majorEastAsia" w:hAnsi="Arial" w:cs="Arial"/>
           <w:color w:val="FF0000"/>
         </w:rPr>
-        <w:t>quiero</w:t>
+        <w:t xml:space="preserve">quiero </w:t>
       </w:r>
       <w:r>
         <w:rPr>
           <w:rStyle w:val="fadeinm1hgl8"/>
           <w:rFonts w:ascii="Arial" w:eastAsiaTheme="majorEastAsia" w:hAnsi="Arial" w:cs="Arial"/>
         </w:rPr>
-        <w:t xml:space="preserve"> recibir una lista actualizada de habitaciones liberadas,</w:t>
+        <w:t>tener un historial de huéspedes,</w:t>
       </w:r>
       <w:r>
         <w:rPr>
@@ -3778,14 +3518,12 @@
           <w:rStyle w:val="fadeinm1hgl8"/>
           <w:rFonts w:ascii="Arial" w:eastAsiaTheme="majorEastAsia" w:hAnsi="Arial" w:cs="Arial"/>
         </w:rPr>
-        <w:t xml:space="preserve"> limpiar solo las que ya están desocupadas.</w:t>
-      </w:r>
-    </w:p>
-    <w:p>
-      <w:pPr>
-        <w:pStyle w:val="Prrafodelista"/>
-        <w:spacing w:line="360" w:lineRule="auto"/>
-        <w:ind w:left="851"/>
+        <w:t xml:space="preserve"> facilitar nuevas reservas sin pedir toda la información otra vez.</w:t>
+      </w:r>
+    </w:p>
+    <w:p>
+      <w:pPr>
+        <w:spacing w:line="360" w:lineRule="auto"/>
         <w:rPr>
           <w:rFonts w:ascii="Arial" w:hAnsi="Arial" w:cs="Arial"/>
           <w:b/>
@@ -3822,7 +3560,27 @@
           <w:sz w:val="22"/>
           <w:szCs w:val="22"/>
         </w:rPr>
-        <w:t>Historia real 4 – Administrador:</w:t>
+        <w:t xml:space="preserve">Historia real </w:t>
+      </w:r>
+      <w:r>
+        <w:rPr>
+          <w:rFonts w:ascii="Arial" w:hAnsi="Arial" w:cs="Arial"/>
+          <w:b/>
+          <w:bCs/>
+          <w:sz w:val="22"/>
+          <w:szCs w:val="22"/>
+        </w:rPr>
+        <w:t>4</w:t>
+      </w:r>
+      <w:r>
+        <w:rPr>
+          <w:rFonts w:ascii="Arial" w:hAnsi="Arial" w:cs="Arial"/>
+          <w:b/>
+          <w:bCs/>
+          <w:sz w:val="22"/>
+          <w:szCs w:val="22"/>
+        </w:rPr>
+        <w:t xml:space="preserve"> – Administrador:</w:t>
       </w:r>
     </w:p>
     <w:p>
@@ -3840,7 +3598,7 @@
           <w:rStyle w:val="fadeinm1hgl8"/>
           <w:rFonts w:ascii="Arial" w:eastAsiaTheme="majorEastAsia" w:hAnsi="Arial" w:cs="Arial"/>
         </w:rPr>
-        <w:t>“Tenemos muchos productos como sábanas, toallas o detergente, pero no sabemos cuántos hay hasta que se acaban.”</w:t>
+        <w:t>“Cuando se cae el internet o hay apagón, tengo miedo de perder toda la información.”</w:t>
       </w:r>
     </w:p>
     <w:p>
@@ -3895,7 +3653,7 @@
           <w:rStyle w:val="fadeinm1hgl8"/>
           <w:rFonts w:ascii="Arial" w:eastAsiaTheme="majorEastAsia" w:hAnsi="Arial" w:cs="Arial"/>
         </w:rPr>
-        <w:t xml:space="preserve"> registrar el inventario de productos,</w:t>
+        <w:t xml:space="preserve"> tener copias de seguridad automáticas,</w:t>
       </w:r>
       <w:r>
         <w:rPr>
@@ -3917,7 +3675,7 @@
           <w:rStyle w:val="fadeinm1hgl8"/>
           <w:rFonts w:ascii="Arial" w:eastAsiaTheme="majorEastAsia" w:hAnsi="Arial" w:cs="Arial"/>
         </w:rPr>
-        <w:t xml:space="preserve"> evitar faltantes inesperados y planificar compras.</w:t>
+        <w:t xml:space="preserve"> proteger la información del sistema ante fallos.</w:t>
       </w:r>
     </w:p>
     <w:p>
@@ -3961,7 +3719,27 @@
           <w:sz w:val="22"/>
           <w:szCs w:val="22"/>
         </w:rPr>
-        <w:t>Historia real 5 – Empleado (recepcionista):</w:t>
+        <w:t xml:space="preserve">Historia real </w:t>
+      </w:r>
+      <w:r>
+        <w:rPr>
+          <w:rFonts w:ascii="Arial" w:hAnsi="Arial" w:cs="Arial"/>
+          <w:b/>
+          <w:bCs/>
+          <w:sz w:val="22"/>
+          <w:szCs w:val="22"/>
+        </w:rPr>
+        <w:t>5</w:t>
+      </w:r>
+      <w:r>
+        <w:rPr>
+          <w:rFonts w:ascii="Arial" w:hAnsi="Arial" w:cs="Arial"/>
+          <w:b/>
+          <w:bCs/>
+          <w:sz w:val="22"/>
+          <w:szCs w:val="22"/>
+        </w:rPr>
+        <w:t xml:space="preserve"> – Empleado (recepcionista):</w:t>
       </w:r>
     </w:p>
     <w:p>
@@ -3979,7 +3757,7 @@
           <w:rStyle w:val="fadeinm1hgl8"/>
           <w:rFonts w:ascii="Arial" w:eastAsiaTheme="majorEastAsia" w:hAnsi="Arial" w:cs="Arial"/>
         </w:rPr>
-        <w:t>“A veces repiten los mismos huéspedes y tengo que volver a pedirles sus datos.”</w:t>
+        <w:t>“A veces me llaman y me piden saber si hay una habitación libre, pero tengo que revisar todo manualmente.”</w:t>
       </w:r>
     </w:p>
     <w:p>
@@ -3997,6 +3775,7 @@
           <w:rStyle w:val="fadeinm1hgl8"/>
           <w:rFonts w:ascii="Arial" w:eastAsiaTheme="majorEastAsia" w:hAnsi="Arial" w:cs="Arial"/>
         </w:rPr>
+        <w:lastRenderedPageBreak/>
         <w:t xml:space="preserve">→ </w:t>
       </w:r>
       <w:r>
@@ -4027,14 +3806,14 @@
           <w:rFonts w:ascii="Arial" w:eastAsiaTheme="majorEastAsia" w:hAnsi="Arial" w:cs="Arial"/>
           <w:color w:val="FF0000"/>
         </w:rPr>
-        <w:t xml:space="preserve">quiero </w:t>
+        <w:t>quiero</w:t>
       </w:r>
       <w:r>
         <w:rPr>
           <w:rStyle w:val="fadeinm1hgl8"/>
           <w:rFonts w:ascii="Arial" w:eastAsiaTheme="majorEastAsia" w:hAnsi="Arial" w:cs="Arial"/>
         </w:rPr>
-        <w:t>tener un historial de huéspedes,</w:t>
+        <w:t xml:space="preserve"> buscar rápidamente por fecha qué habitaciones están disponibles,</w:t>
       </w:r>
       <w:r>
         <w:rPr>
@@ -4056,7 +3835,7 @@
           <w:rStyle w:val="fadeinm1hgl8"/>
           <w:rFonts w:ascii="Arial" w:eastAsiaTheme="majorEastAsia" w:hAnsi="Arial" w:cs="Arial"/>
         </w:rPr>
-        <w:t xml:space="preserve"> facilitar nuevas reservas sin pedir toda la información otra vez.</w:t>
+        <w:t xml:space="preserve"> agilizar el proceso de reservas.</w:t>
       </w:r>
     </w:p>
     <w:p>
@@ -4098,7 +3877,27 @@
           <w:sz w:val="22"/>
           <w:szCs w:val="22"/>
         </w:rPr>
-        <w:t>Historia real 6 – Administrador:</w:t>
+        <w:t xml:space="preserve">Historia real </w:t>
+      </w:r>
+      <w:r>
+        <w:rPr>
+          <w:rFonts w:ascii="Arial" w:hAnsi="Arial" w:cs="Arial"/>
+          <w:b/>
+          <w:bCs/>
+          <w:sz w:val="22"/>
+          <w:szCs w:val="22"/>
+        </w:rPr>
+        <w:t>6</w:t>
+      </w:r>
+      <w:r>
+        <w:rPr>
+          <w:rFonts w:ascii="Arial" w:hAnsi="Arial" w:cs="Arial"/>
+          <w:b/>
+          <w:bCs/>
+          <w:sz w:val="22"/>
+          <w:szCs w:val="22"/>
+        </w:rPr>
+        <w:t xml:space="preserve"> – Administrador:</w:t>
       </w:r>
     </w:p>
     <w:p>
@@ -4116,7 +3915,7 @@
           <w:rStyle w:val="fadeinm1hgl8"/>
           <w:rFonts w:ascii="Arial" w:eastAsiaTheme="majorEastAsia" w:hAnsi="Arial" w:cs="Arial"/>
         </w:rPr>
-        <w:t>“Cuando se cae el internet o hay apagón, tengo miedo de perder toda la información.”</w:t>
+        <w:t>“Necesito controlar qué empleados están usando el sistema y qué cosas modifican.”</w:t>
       </w:r>
     </w:p>
     <w:p>
@@ -4171,7 +3970,7 @@
           <w:rStyle w:val="fadeinm1hgl8"/>
           <w:rFonts w:ascii="Arial" w:eastAsiaTheme="majorEastAsia" w:hAnsi="Arial" w:cs="Arial"/>
         </w:rPr>
-        <w:t xml:space="preserve"> tener copias de seguridad automáticas,</w:t>
+        <w:t xml:space="preserve"> tener una bitácora de actividad de usuarios,</w:t>
       </w:r>
       <w:r>
         <w:rPr>
@@ -4193,7 +3992,7 @@
           <w:rStyle w:val="fadeinm1hgl8"/>
           <w:rFonts w:ascii="Arial" w:eastAsiaTheme="majorEastAsia" w:hAnsi="Arial" w:cs="Arial"/>
         </w:rPr>
-        <w:t xml:space="preserve"> proteger la información del sistema ante fallos.</w:t>
+        <w:t xml:space="preserve"> supervisar acciones dentro del sistema.</w:t>
       </w:r>
     </w:p>
     <w:p>
@@ -4237,424 +4036,27 @@
           <w:sz w:val="22"/>
           <w:szCs w:val="22"/>
         </w:rPr>
-        <w:t>Historia real 7 – Empleado (recepcionista):</w:t>
-      </w:r>
-    </w:p>
-    <w:p>
-      <w:pPr>
-        <w:pStyle w:val="Prrafodelista"/>
-        <w:spacing w:line="360" w:lineRule="auto"/>
-        <w:ind w:left="851"/>
-        <w:rPr>
-          <w:rStyle w:val="fadeinm1hgl8"/>
-          <w:rFonts w:ascii="Arial" w:eastAsiaTheme="majorEastAsia" w:hAnsi="Arial" w:cs="Arial"/>
-        </w:rPr>
-      </w:pPr>
-      <w:r>
-        <w:rPr>
-          <w:rStyle w:val="fadeinm1hgl8"/>
-          <w:rFonts w:ascii="Arial" w:eastAsiaTheme="majorEastAsia" w:hAnsi="Arial" w:cs="Arial"/>
-        </w:rPr>
-        <w:t>“A veces me llaman y me piden saber si hay una habitación libre, pero tengo que revisar todo manualmente.”</w:t>
-      </w:r>
-    </w:p>
-    <w:p>
-      <w:pPr>
-        <w:pStyle w:val="Prrafodelista"/>
-        <w:spacing w:line="360" w:lineRule="auto"/>
-        <w:ind w:left="851"/>
-        <w:rPr>
-          <w:rStyle w:val="fadeinm1hgl8"/>
-          <w:rFonts w:ascii="Arial" w:eastAsiaTheme="majorEastAsia" w:hAnsi="Arial" w:cs="Arial"/>
-        </w:rPr>
-      </w:pPr>
-      <w:r>
-        <w:rPr>
-          <w:rStyle w:val="fadeinm1hgl8"/>
-          <w:rFonts w:ascii="Arial" w:eastAsiaTheme="majorEastAsia" w:hAnsi="Arial" w:cs="Arial"/>
-        </w:rPr>
-        <w:t xml:space="preserve">→ </w:t>
-      </w:r>
-      <w:r>
-        <w:rPr>
-          <w:rStyle w:val="fadeinm1hgl8"/>
-          <w:rFonts w:ascii="Arial" w:eastAsiaTheme="majorEastAsia" w:hAnsi="Arial" w:cs="Arial"/>
-          <w:color w:val="FF0000"/>
-        </w:rPr>
-        <w:t>Como</w:t>
-      </w:r>
-      <w:r>
-        <w:rPr>
-          <w:rStyle w:val="fadeinm1hgl8"/>
-          <w:rFonts w:ascii="Arial" w:eastAsiaTheme="majorEastAsia" w:hAnsi="Arial" w:cs="Arial"/>
-        </w:rPr>
-        <w:t xml:space="preserve"> Empleado (recepcionista),</w:t>
-      </w:r>
-      <w:r>
-        <w:rPr>
-          <w:rStyle w:val="fadeinm1hgl8"/>
-          <w:rFonts w:ascii="Arial" w:eastAsiaTheme="majorEastAsia" w:hAnsi="Arial" w:cs="Arial"/>
-        </w:rPr>
-        <w:br/>
-      </w:r>
-      <w:r>
-        <w:rPr>
-          <w:rStyle w:val="fadeinm1hgl8"/>
-          <w:rFonts w:ascii="Arial" w:eastAsiaTheme="majorEastAsia" w:hAnsi="Arial" w:cs="Arial"/>
-          <w:color w:val="FF0000"/>
-        </w:rPr>
-        <w:t>quiero</w:t>
-      </w:r>
-      <w:r>
-        <w:rPr>
-          <w:rStyle w:val="fadeinm1hgl8"/>
-          <w:rFonts w:ascii="Arial" w:eastAsiaTheme="majorEastAsia" w:hAnsi="Arial" w:cs="Arial"/>
-        </w:rPr>
-        <w:t xml:space="preserve"> buscar rápidamente por fecha qué habitaciones están disponibles,</w:t>
-      </w:r>
-      <w:r>
-        <w:rPr>
-          <w:rStyle w:val="fadeinm1hgl8"/>
-          <w:rFonts w:ascii="Arial" w:eastAsiaTheme="majorEastAsia" w:hAnsi="Arial" w:cs="Arial"/>
-        </w:rPr>
-        <w:br/>
-      </w:r>
-      <w:r>
-        <w:rPr>
-          <w:rStyle w:val="fadeinm1hgl8"/>
-          <w:rFonts w:ascii="Arial" w:eastAsiaTheme="majorEastAsia" w:hAnsi="Arial" w:cs="Arial"/>
-          <w:color w:val="FF0000"/>
-        </w:rPr>
-        <w:t>para</w:t>
-      </w:r>
-      <w:r>
-        <w:rPr>
-          <w:rStyle w:val="fadeinm1hgl8"/>
-          <w:rFonts w:ascii="Arial" w:eastAsiaTheme="majorEastAsia" w:hAnsi="Arial" w:cs="Arial"/>
-        </w:rPr>
-        <w:t xml:space="preserve"> agilizar el proceso de reservas.</w:t>
-      </w:r>
-    </w:p>
-    <w:p>
-      <w:pPr>
-        <w:pStyle w:val="Prrafodelista"/>
-        <w:spacing w:line="360" w:lineRule="auto"/>
-        <w:ind w:left="851"/>
+        <w:t xml:space="preserve">Historia real </w:t>
+      </w:r>
+      <w:r>
         <w:rPr>
           <w:rFonts w:ascii="Arial" w:hAnsi="Arial" w:cs="Arial"/>
           <w:b/>
           <w:bCs/>
           <w:sz w:val="22"/>
           <w:szCs w:val="22"/>
-          <w:lang w:val="es-PE"/>
-        </w:rPr>
-      </w:pPr>
-    </w:p>
-    <w:p>
-      <w:pPr>
-        <w:pStyle w:val="Prrafodelista"/>
-        <w:numPr>
-          <w:ilvl w:val="0"/>
-          <w:numId w:val="41"/>
-        </w:numPr>
-        <w:spacing w:line="360" w:lineRule="auto"/>
-        <w:ind w:left="851"/>
+        </w:rPr>
+        <w:t>7</w:t>
+      </w:r>
+      <w:r>
         <w:rPr>
           <w:rFonts w:ascii="Arial" w:hAnsi="Arial" w:cs="Arial"/>
           <w:b/>
           <w:bCs/>
           <w:sz w:val="22"/>
           <w:szCs w:val="22"/>
-          <w:lang w:val="es-PE"/>
-        </w:rPr>
-      </w:pPr>
-      <w:r>
-        <w:rPr>
-          <w:rFonts w:ascii="Arial" w:hAnsi="Arial" w:cs="Arial"/>
-          <w:b/>
-          <w:bCs/>
-          <w:sz w:val="22"/>
-          <w:szCs w:val="22"/>
-        </w:rPr>
-        <w:t>Historia real 8 – Empleado (personal de limpieza):</w:t>
-      </w:r>
-    </w:p>
-    <w:p>
-      <w:pPr>
-        <w:pStyle w:val="Prrafodelista"/>
-        <w:spacing w:line="360" w:lineRule="auto"/>
-        <w:ind w:left="851"/>
-        <w:rPr>
-          <w:rStyle w:val="fadeinm1hgl8"/>
-          <w:rFonts w:ascii="Arial" w:eastAsiaTheme="majorEastAsia" w:hAnsi="Arial" w:cs="Arial"/>
-        </w:rPr>
-      </w:pPr>
-      <w:r>
-        <w:rPr>
-          <w:rStyle w:val="fadeinm1hgl8"/>
-          <w:rFonts w:ascii="Arial" w:eastAsiaTheme="majorEastAsia" w:hAnsi="Arial" w:cs="Arial"/>
-        </w:rPr>
-        <w:t>“Quiero saber quién va a limpiar cada habitación, a veces nos cruzamos o repetimos trabajo.”</w:t>
-      </w:r>
-    </w:p>
-    <w:p>
-      <w:pPr>
-        <w:pStyle w:val="Prrafodelista"/>
-        <w:spacing w:line="360" w:lineRule="auto"/>
-        <w:ind w:left="851"/>
-        <w:rPr>
-          <w:rStyle w:val="fadeinm1hgl8"/>
-          <w:rFonts w:ascii="Arial" w:eastAsiaTheme="majorEastAsia" w:hAnsi="Arial" w:cs="Arial"/>
-        </w:rPr>
-      </w:pPr>
-      <w:r>
-        <w:rPr>
-          <w:rStyle w:val="fadeinm1hgl8"/>
-          <w:rFonts w:ascii="Arial" w:eastAsiaTheme="majorEastAsia" w:hAnsi="Arial" w:cs="Arial"/>
-        </w:rPr>
-        <w:t xml:space="preserve">→ </w:t>
-      </w:r>
-      <w:r>
-        <w:rPr>
-          <w:rStyle w:val="fadeinm1hgl8"/>
-          <w:rFonts w:ascii="Arial" w:eastAsiaTheme="majorEastAsia" w:hAnsi="Arial" w:cs="Arial"/>
-          <w:color w:val="FF0000"/>
-        </w:rPr>
-        <w:t>Como</w:t>
-      </w:r>
-      <w:r>
-        <w:rPr>
-          <w:rStyle w:val="fadeinm1hgl8"/>
-          <w:rFonts w:ascii="Arial" w:eastAsiaTheme="majorEastAsia" w:hAnsi="Arial" w:cs="Arial"/>
-        </w:rPr>
-        <w:t xml:space="preserve"> Empleado (limpieza),</w:t>
-      </w:r>
-      <w:r>
-        <w:rPr>
-          <w:rStyle w:val="fadeinm1hgl8"/>
-          <w:rFonts w:ascii="Arial" w:eastAsiaTheme="majorEastAsia" w:hAnsi="Arial" w:cs="Arial"/>
-        </w:rPr>
-        <w:br/>
-      </w:r>
-      <w:r>
-        <w:rPr>
-          <w:rStyle w:val="fadeinm1hgl8"/>
-          <w:rFonts w:ascii="Arial" w:eastAsiaTheme="majorEastAsia" w:hAnsi="Arial" w:cs="Arial"/>
-          <w:color w:val="FF0000"/>
-        </w:rPr>
-        <w:t>quiero</w:t>
-      </w:r>
-      <w:r>
-        <w:rPr>
-          <w:rStyle w:val="fadeinm1hgl8"/>
-          <w:rFonts w:ascii="Arial" w:eastAsiaTheme="majorEastAsia" w:hAnsi="Arial" w:cs="Arial"/>
-        </w:rPr>
-        <w:t xml:space="preserve"> ver las habitaciones que me asignaron,</w:t>
-      </w:r>
-      <w:r>
-        <w:rPr>
-          <w:rStyle w:val="fadeinm1hgl8"/>
-          <w:rFonts w:ascii="Arial" w:eastAsiaTheme="majorEastAsia" w:hAnsi="Arial" w:cs="Arial"/>
-        </w:rPr>
-        <w:br/>
-      </w:r>
-      <w:r>
-        <w:rPr>
-          <w:rStyle w:val="fadeinm1hgl8"/>
-          <w:rFonts w:ascii="Arial" w:eastAsiaTheme="majorEastAsia" w:hAnsi="Arial" w:cs="Arial"/>
-          <w:color w:val="FF0000"/>
-        </w:rPr>
-        <w:t>para</w:t>
-      </w:r>
-      <w:r>
-        <w:rPr>
-          <w:rStyle w:val="fadeinm1hgl8"/>
-          <w:rFonts w:ascii="Arial" w:eastAsiaTheme="majorEastAsia" w:hAnsi="Arial" w:cs="Arial"/>
-        </w:rPr>
-        <w:t xml:space="preserve"> organizar mi trabajo de forma clara.</w:t>
-      </w:r>
-    </w:p>
-    <w:p>
-      <w:pPr>
-        <w:pStyle w:val="Prrafodelista"/>
-        <w:spacing w:line="360" w:lineRule="auto"/>
-        <w:ind w:left="851"/>
-        <w:rPr>
-          <w:rFonts w:ascii="Arial" w:hAnsi="Arial" w:cs="Arial"/>
-          <w:b/>
-          <w:bCs/>
-          <w:sz w:val="22"/>
-          <w:szCs w:val="22"/>
-          <w:lang w:val="es-PE"/>
-        </w:rPr>
-      </w:pPr>
-    </w:p>
-    <w:p>
-      <w:pPr>
-        <w:pStyle w:val="Prrafodelista"/>
-        <w:numPr>
-          <w:ilvl w:val="0"/>
-          <w:numId w:val="41"/>
-        </w:numPr>
-        <w:spacing w:line="360" w:lineRule="auto"/>
-        <w:ind w:left="851"/>
-        <w:rPr>
-          <w:rFonts w:ascii="Arial" w:hAnsi="Arial" w:cs="Arial"/>
-          <w:b/>
-          <w:bCs/>
-          <w:sz w:val="22"/>
-          <w:szCs w:val="22"/>
-          <w:lang w:val="es-PE"/>
-        </w:rPr>
-      </w:pPr>
-      <w:r>
-        <w:rPr>
-          <w:rFonts w:ascii="Arial" w:hAnsi="Arial" w:cs="Arial"/>
-          <w:b/>
-          <w:bCs/>
-          <w:sz w:val="22"/>
-          <w:szCs w:val="22"/>
-        </w:rPr>
-        <w:t>Historia real 9 – Administrador:</w:t>
-      </w:r>
-    </w:p>
-    <w:p>
-      <w:pPr>
-        <w:pStyle w:val="Prrafodelista"/>
-        <w:spacing w:line="360" w:lineRule="auto"/>
-        <w:ind w:left="851"/>
-        <w:rPr>
-          <w:rStyle w:val="fadeinm1hgl8"/>
-          <w:rFonts w:ascii="Arial" w:eastAsiaTheme="majorEastAsia" w:hAnsi="Arial" w:cs="Arial"/>
-        </w:rPr>
-      </w:pPr>
-      <w:r>
-        <w:rPr>
-          <w:rStyle w:val="fadeinm1hgl8"/>
-          <w:rFonts w:ascii="Arial" w:eastAsiaTheme="majorEastAsia" w:hAnsi="Arial" w:cs="Arial"/>
-        </w:rPr>
-        <w:t>“Necesito controlar qué empleados están usando el sistema y qué cosas modifican.”</w:t>
-      </w:r>
-    </w:p>
-    <w:p>
-      <w:pPr>
-        <w:pStyle w:val="Prrafodelista"/>
-        <w:spacing w:line="360" w:lineRule="auto"/>
-        <w:ind w:left="851"/>
-        <w:rPr>
-          <w:rStyle w:val="fadeinm1hgl8"/>
-          <w:rFonts w:ascii="Arial" w:eastAsiaTheme="majorEastAsia" w:hAnsi="Arial" w:cs="Arial"/>
-        </w:rPr>
-      </w:pPr>
-      <w:r>
-        <w:rPr>
-          <w:rStyle w:val="fadeinm1hgl8"/>
-          <w:rFonts w:ascii="Arial" w:eastAsiaTheme="majorEastAsia" w:hAnsi="Arial" w:cs="Arial"/>
-        </w:rPr>
-        <w:t xml:space="preserve">→ </w:t>
-      </w:r>
-      <w:r>
-        <w:rPr>
-          <w:rStyle w:val="fadeinm1hgl8"/>
-          <w:rFonts w:ascii="Arial" w:eastAsiaTheme="majorEastAsia" w:hAnsi="Arial" w:cs="Arial"/>
-          <w:color w:val="FF0000"/>
-        </w:rPr>
-        <w:t>Como</w:t>
-      </w:r>
-      <w:r>
-        <w:rPr>
-          <w:rStyle w:val="fadeinm1hgl8"/>
-          <w:rFonts w:ascii="Arial" w:eastAsiaTheme="majorEastAsia" w:hAnsi="Arial" w:cs="Arial"/>
-        </w:rPr>
-        <w:t xml:space="preserve"> Administrador,</w:t>
-      </w:r>
-      <w:r>
-        <w:rPr>
-          <w:rStyle w:val="fadeinm1hgl8"/>
-          <w:rFonts w:ascii="Arial" w:eastAsiaTheme="majorEastAsia" w:hAnsi="Arial" w:cs="Arial"/>
-        </w:rPr>
-        <w:br/>
-      </w:r>
-      <w:r>
-        <w:rPr>
-          <w:rStyle w:val="fadeinm1hgl8"/>
-          <w:rFonts w:ascii="Arial" w:eastAsiaTheme="majorEastAsia" w:hAnsi="Arial" w:cs="Arial"/>
-          <w:color w:val="FF0000"/>
-        </w:rPr>
-        <w:t>quiero</w:t>
-      </w:r>
-      <w:r>
-        <w:rPr>
-          <w:rStyle w:val="fadeinm1hgl8"/>
-          <w:rFonts w:ascii="Arial" w:eastAsiaTheme="majorEastAsia" w:hAnsi="Arial" w:cs="Arial"/>
-        </w:rPr>
-        <w:t xml:space="preserve"> tener una bitácora de actividad de usuarios,</w:t>
-      </w:r>
-      <w:r>
-        <w:rPr>
-          <w:rStyle w:val="fadeinm1hgl8"/>
-          <w:rFonts w:ascii="Arial" w:eastAsiaTheme="majorEastAsia" w:hAnsi="Arial" w:cs="Arial"/>
-        </w:rPr>
-        <w:br/>
-      </w:r>
-      <w:r>
-        <w:rPr>
-          <w:rStyle w:val="fadeinm1hgl8"/>
-          <w:rFonts w:ascii="Arial" w:eastAsiaTheme="majorEastAsia" w:hAnsi="Arial" w:cs="Arial"/>
-          <w:color w:val="FF0000"/>
-        </w:rPr>
-        <w:t>para</w:t>
-      </w:r>
-      <w:r>
-        <w:rPr>
-          <w:rStyle w:val="fadeinm1hgl8"/>
-          <w:rFonts w:ascii="Arial" w:eastAsiaTheme="majorEastAsia" w:hAnsi="Arial" w:cs="Arial"/>
-        </w:rPr>
-        <w:t xml:space="preserve"> supervisar acciones dentro del sistema.</w:t>
-      </w:r>
-    </w:p>
-    <w:p>
-      <w:pPr>
-        <w:pStyle w:val="Prrafodelista"/>
-        <w:spacing w:line="360" w:lineRule="auto"/>
-        <w:ind w:left="851"/>
-        <w:rPr>
-          <w:rFonts w:ascii="Arial" w:hAnsi="Arial" w:cs="Arial"/>
-          <w:b/>
-          <w:bCs/>
-          <w:sz w:val="22"/>
-          <w:szCs w:val="22"/>
-          <w:lang w:val="es-PE"/>
-        </w:rPr>
-      </w:pPr>
-    </w:p>
-    <w:p>
-      <w:pPr>
-        <w:pStyle w:val="Prrafodelista"/>
-        <w:numPr>
-          <w:ilvl w:val="0"/>
-          <w:numId w:val="41"/>
-        </w:numPr>
-        <w:spacing w:line="360" w:lineRule="auto"/>
-        <w:ind w:left="851"/>
-        <w:rPr>
-          <w:rFonts w:ascii="Arial" w:hAnsi="Arial" w:cs="Arial"/>
-          <w:b/>
-          <w:bCs/>
-          <w:sz w:val="22"/>
-          <w:szCs w:val="22"/>
-          <w:lang w:val="es-PE"/>
-        </w:rPr>
-      </w:pPr>
-      <w:r>
-        <w:rPr>
-          <w:rFonts w:ascii="Arial" w:hAnsi="Arial" w:cs="Arial"/>
-          <w:b/>
-          <w:bCs/>
-          <w:sz w:val="22"/>
-          <w:szCs w:val="22"/>
-        </w:rPr>
-        <w:t>Historia real 10 – Empleado (recepcionista):</w:t>
+        </w:rPr>
+        <w:t xml:space="preserve"> – Empleado (recepcionista):</w:t>
       </w:r>
     </w:p>
     <w:p>
@@ -5025,7 +4427,6 @@
         <w:spacing w:line="360" w:lineRule="auto"/>
       </w:pPr>
       <w:r>
-        <w:lastRenderedPageBreak/>
         <w:t>Registrar un nuevo pago asociado a una reserva.</w:t>
       </w:r>
     </w:p>
@@ -5065,6 +4466,7 @@
         <w:spacing w:line="360" w:lineRule="auto"/>
       </w:pPr>
       <w:r>
+        <w:lastRenderedPageBreak/>
         <w:t>C</w:t>
       </w:r>
       <w:r>
@@ -5107,7 +4509,7 @@
         <w:spacing w:line="360" w:lineRule="auto"/>
       </w:pPr>
       <w:r>
-        <w:t>Registrar productos del inventario (sábanas, toallas, productos de limpieza).</w:t>
+        <w:t>Generar reportes mensuales de egresos.</w:t>
       </w:r>
     </w:p>
     <w:p>
@@ -5120,7 +4522,10 @@
         <w:spacing w:line="360" w:lineRule="auto"/>
       </w:pPr>
       <w:r>
-        <w:t>Editar o eliminar productos del inventario.</w:t>
+        <w:t xml:space="preserve"> </w:t>
+      </w:r>
+      <w:r>
+        <w:t>Filtrar reportes por fecha (mes/año).</w:t>
       </w:r>
     </w:p>
     <w:p>
@@ -5133,7 +4538,10 @@
         <w:spacing w:line="360" w:lineRule="auto"/>
       </w:pPr>
       <w:r>
-        <w:t>Controlar el stock de productos en inventario.</w:t>
+        <w:t xml:space="preserve"> </w:t>
+      </w:r>
+      <w:r>
+        <w:t>Exportar reportes en formato PDF.</w:t>
       </w:r>
     </w:p>
     <w:p>
@@ -5146,7 +4554,7 @@
         <w:spacing w:line="360" w:lineRule="auto"/>
       </w:pPr>
       <w:r>
-        <w:t>Generar alertas cuando un producto llegue a nivel mínimo.</w:t>
+        <w:t>Registrar egresos del hospedaje (mantenimiento, compras, etc.).</w:t>
       </w:r>
     </w:p>
     <w:p>
@@ -5159,7 +4567,7 @@
         <w:spacing w:line="360" w:lineRule="auto"/>
       </w:pPr>
       <w:r>
-        <w:t>Asignar tareas de limpieza a personal específico.</w:t>
+        <w:t>Registrar observaciones especiales en una reserva.</w:t>
       </w:r>
     </w:p>
     <w:p>
@@ -5172,7 +4580,10 @@
         <w:spacing w:line="360" w:lineRule="auto"/>
       </w:pPr>
       <w:r>
-        <w:t>Registrar el estado de limpieza de una habitación.</w:t>
+        <w:t xml:space="preserve"> </w:t>
+      </w:r>
+      <w:r>
+        <w:t>Registrar el historial de reservas de un huésped.</w:t>
       </w:r>
     </w:p>
     <w:p>
@@ -5185,7 +4596,10 @@
         <w:spacing w:line="360" w:lineRule="auto"/>
       </w:pPr>
       <w:r>
-        <w:t>Generar reportes mensuales de ingresos del hospedaje.</w:t>
+        <w:t xml:space="preserve">  </w:t>
+      </w:r>
+      <w:r>
+        <w:t>Buscar huéspedes por nombre o número de documento.</w:t>
       </w:r>
     </w:p>
     <w:p>
@@ -5198,10 +4612,10 @@
         <w:spacing w:line="360" w:lineRule="auto"/>
       </w:pPr>
       <w:r>
-        <w:t xml:space="preserve"> </w:t>
-      </w:r>
-      <w:r>
-        <w:t>Generar reportes mensuales de egresos.</w:t>
+        <w:t xml:space="preserve">  </w:t>
+      </w:r>
+      <w:r>
+        <w:t>Registrar hora de ingreso real del huésped.</w:t>
       </w:r>
     </w:p>
     <w:p>
@@ -5214,10 +4628,7 @@
         <w:spacing w:line="360" w:lineRule="auto"/>
       </w:pPr>
       <w:r>
-        <w:t xml:space="preserve"> </w:t>
-      </w:r>
-      <w:r>
-        <w:t>Filtrar reportes por fecha (mes/año).</w:t>
+        <w:t>Registrar hora de salida del huésped.</w:t>
       </w:r>
     </w:p>
     <w:p>
@@ -5230,10 +4641,7 @@
         <w:spacing w:line="360" w:lineRule="auto"/>
       </w:pPr>
       <w:r>
-        <w:t xml:space="preserve"> </w:t>
-      </w:r>
-      <w:r>
-        <w:t>Exportar reportes en formato PDF.</w:t>
+        <w:t>Visualizar habitaciones por tipo (simple, doble, etc.).</w:t>
       </w:r>
     </w:p>
     <w:p>
@@ -5246,7 +4654,15 @@
         <w:spacing w:line="360" w:lineRule="auto"/>
       </w:pPr>
       <w:r>
-        <w:t>Registrar egresos del hospedaje (mantenimiento, compras, etc.).</w:t>
+        <w:t>Cambiar el estado de una habitación (</w:t>
+      </w:r>
+      <w:proofErr w:type="spellStart"/>
+      <w:r>
+        <w:t>ej</w:t>
+      </w:r>
+      <w:proofErr w:type="spellEnd"/>
+      <w:r>
+        <w:t>: "en mantenimiento" además de libre/ocupado).</w:t>
       </w:r>
     </w:p>
     <w:p>
@@ -5259,7 +4675,7 @@
         <w:spacing w:line="360" w:lineRule="auto"/>
       </w:pPr>
       <w:r>
-        <w:t>Registrar observaciones especiales en una reserva.</w:t>
+        <w:t>Registrar servicios adicionales (desayuno, lavandería) asociados a una reserva.</w:t>
       </w:r>
     </w:p>
     <w:p>
@@ -5272,10 +4688,7 @@
         <w:spacing w:line="360" w:lineRule="auto"/>
       </w:pPr>
       <w:r>
-        <w:t xml:space="preserve"> </w:t>
-      </w:r>
-      <w:r>
-        <w:t>Registrar el historial de reservas de un huésped.</w:t>
+        <w:t>Calcular automáticamente el costo total de la estadía (noches + servicios extras).</w:t>
       </w:r>
     </w:p>
     <w:p>
@@ -5288,10 +4701,7 @@
         <w:spacing w:line="360" w:lineRule="auto"/>
       </w:pPr>
       <w:r>
-        <w:t xml:space="preserve">  </w:t>
-      </w:r>
-      <w:r>
-        <w:t>Buscar huéspedes por nombre o número de documento.</w:t>
+        <w:t>Generar facturas electrónicas (con datos fiscales para huéspedes que lo requieran).</w:t>
       </w:r>
     </w:p>
     <w:p>
@@ -5304,10 +4714,7 @@
         <w:spacing w:line="360" w:lineRule="auto"/>
       </w:pPr>
       <w:r>
-        <w:t xml:space="preserve">  </w:t>
-      </w:r>
-      <w:r>
-        <w:t>Buscar reservas por fecha de ingreso o salida.</w:t>
+        <w:t>Registrar pagos parciales (por ejemplo, anticipos o seña de reserva).</w:t>
       </w:r>
     </w:p>
     <w:p>
@@ -5320,10 +4727,15 @@
         <w:spacing w:line="360" w:lineRule="auto"/>
       </w:pPr>
       <w:r>
-        <w:t xml:space="preserve">  </w:t>
-      </w:r>
-      <w:r>
-        <w:t>Registrar hora de ingreso real del huésped.</w:t>
+        <w:t>Generar alertas de pagos pendientes (antes del check-</w:t>
+      </w:r>
+      <w:proofErr w:type="spellStart"/>
+      <w:r>
+        <w:t>out</w:t>
+      </w:r>
+      <w:proofErr w:type="spellEnd"/>
+      <w:r>
+        <w:t>).</w:t>
       </w:r>
     </w:p>
     <w:p>
@@ -5336,7 +4748,15 @@
         <w:spacing w:line="360" w:lineRule="auto"/>
       </w:pPr>
       <w:r>
-        <w:t>Registrar hora de salida del huésped.</w:t>
+        <w:t>Restringir accesos según rol (</w:t>
+      </w:r>
+      <w:proofErr w:type="spellStart"/>
+      <w:r>
+        <w:t>ej</w:t>
+      </w:r>
+      <w:proofErr w:type="spellEnd"/>
+      <w:r>
+        <w:t>: recepcionista no puede eliminar huéspedes).</w:t>
       </w:r>
     </w:p>
     <w:p>
@@ -5349,7 +4769,7 @@
         <w:spacing w:line="360" w:lineRule="auto"/>
       </w:pPr>
       <w:r>
-        <w:t>Visualizar habitaciones por tipo (simple, doble, etc.).</w:t>
+        <w:t>Generar reporte de ocupación mensual (% de habitaciones ocupadas por día).</w:t>
       </w:r>
     </w:p>
     <w:p>
@@ -5362,7 +4782,7 @@
         <w:spacing w:line="360" w:lineRule="auto"/>
       </w:pPr>
       <w:r>
-        <w:t>Registrar incidentes o quejas asociadas a una reserva.</w:t>
+        <w:t>Consultar huéspedes activos (lista de quienes están actualmente en el hotel).</w:t>
       </w:r>
     </w:p>
     <w:p>
@@ -5375,7 +4795,7 @@
         <w:spacing w:line="360" w:lineRule="auto"/>
       </w:pPr>
       <w:r>
-        <w:t>Ver historial de limpieza por habitación.</w:t>
+        <w:t>Exportar respaldo de datos (en formato CSV o JSON para migraciones).</w:t>
       </w:r>
     </w:p>
     <w:p>
@@ -5388,7 +4808,15 @@
         <w:spacing w:line="360" w:lineRule="auto"/>
       </w:pPr>
       <w:r>
-        <w:t>Cambiar el estado de una habitación a "limpieza pendiente".</w:t>
+        <w:t>Registrar IP y horario en la bitácora de acciones críticas (</w:t>
+      </w:r>
+      <w:proofErr w:type="spellStart"/>
+      <w:r>
+        <w:t>ej</w:t>
+      </w:r>
+      <w:proofErr w:type="spellEnd"/>
+      <w:r>
+        <w:t>: eliminación de reservas).</w:t>
       </w:r>
     </w:p>
     <w:p>
@@ -5401,7 +4829,7 @@
         <w:spacing w:line="360" w:lineRule="auto"/>
       </w:pPr>
       <w:r>
-        <w:t>Consultar habitaciones asignadas a un empleado de limpieza.</w:t>
+        <w:t>Registrar historial de cambios en reservas (quién modificó y cuándo).</w:t>
       </w:r>
     </w:p>
     <w:p>
@@ -5414,7 +4842,7 @@
         <w:spacing w:line="360" w:lineRule="auto"/>
       </w:pPr>
       <w:r>
-        <w:t>Registrar motivo de cancelación de reserva.</w:t>
+        <w:t>Generar reporte de huéspedes recurrentes (frecuencia de visitas).</w:t>
       </w:r>
     </w:p>
     <w:p>
@@ -5427,7 +4855,7 @@
         <w:spacing w:line="360" w:lineRule="auto"/>
       </w:pPr>
       <w:r>
-        <w:t>Registrar una bitácora de acciones realizadas por los usuarios.</w:t>
+        <w:t>Configurar tarifas variables según temporada (alta/baja).</w:t>
       </w:r>
     </w:p>
     <w:p>
@@ -6062,29 +5490,7 @@
         <w:sz w:val="16"/>
         <w:szCs w:val="16"/>
       </w:rPr>
-      <w:t xml:space="preserve">&lt;Espinoza </w:t>
-    </w:r>
-    <w:proofErr w:type="spellStart"/>
-    <w:r>
-      <w:rPr>
-        <w:rFonts w:ascii="Arial" w:hAnsi="Arial" w:cs="Arial"/>
-        <w:i/>
-        <w:iCs/>
-        <w:sz w:val="16"/>
-        <w:szCs w:val="16"/>
-      </w:rPr>
-      <w:t>Edquen</w:t>
-    </w:r>
-    <w:proofErr w:type="spellEnd"/>
-    <w:r>
-      <w:rPr>
-        <w:rFonts w:ascii="Arial" w:hAnsi="Arial" w:cs="Arial"/>
-        <w:i/>
-        <w:iCs/>
-        <w:sz w:val="16"/>
-        <w:szCs w:val="16"/>
-      </w:rPr>
-      <w:t xml:space="preserve"> J.; Muños </w:t>
+      <w:t xml:space="preserve">&lt;Espinoza Edquen J.; Muños </w:t>
     </w:r>
     <w:proofErr w:type="spellStart"/>
     <w:r>
@@ -9377,6 +8783,119 @@
     </w:lvl>
   </w:abstractNum>
   <w:abstractNum w:abstractNumId="29" w15:restartNumberingAfterBreak="0">
+    <w:nsid w:val="592103C0"/>
+    <w:multiLevelType w:val="multilevel"/>
+    <w:tmpl w:val="166688B2"/>
+    <w:lvl w:ilvl="0">
+      <w:start w:val="27"/>
+      <w:numFmt w:val="decimal"/>
+      <w:lvlText w:val="%1."/>
+      <w:lvlJc w:val="left"/>
+      <w:pPr>
+        <w:tabs>
+          <w:tab w:val="num" w:pos="720"/>
+        </w:tabs>
+        <w:ind w:left="720" w:hanging="360"/>
+      </w:pPr>
+    </w:lvl>
+    <w:lvl w:ilvl="1" w:tentative="1">
+      <w:start w:val="1"/>
+      <w:numFmt w:val="decimal"/>
+      <w:lvlText w:val="%2."/>
+      <w:lvlJc w:val="left"/>
+      <w:pPr>
+        <w:tabs>
+          <w:tab w:val="num" w:pos="1440"/>
+        </w:tabs>
+        <w:ind w:left="1440" w:hanging="360"/>
+      </w:pPr>
+    </w:lvl>
+    <w:lvl w:ilvl="2" w:tentative="1">
+      <w:start w:val="1"/>
+      <w:numFmt w:val="decimal"/>
+      <w:lvlText w:val="%3."/>
+      <w:lvlJc w:val="left"/>
+      <w:pPr>
+        <w:tabs>
+          <w:tab w:val="num" w:pos="2160"/>
+        </w:tabs>
+        <w:ind w:left="2160" w:hanging="360"/>
+      </w:pPr>
+    </w:lvl>
+    <w:lvl w:ilvl="3" w:tentative="1">
+      <w:start w:val="1"/>
+      <w:numFmt w:val="decimal"/>
+      <w:lvlText w:val="%4."/>
+      <w:lvlJc w:val="left"/>
+      <w:pPr>
+        <w:tabs>
+          <w:tab w:val="num" w:pos="2880"/>
+        </w:tabs>
+        <w:ind w:left="2880" w:hanging="360"/>
+      </w:pPr>
+    </w:lvl>
+    <w:lvl w:ilvl="4" w:tentative="1">
+      <w:start w:val="1"/>
+      <w:numFmt w:val="decimal"/>
+      <w:lvlText w:val="%5."/>
+      <w:lvlJc w:val="left"/>
+      <w:pPr>
+        <w:tabs>
+          <w:tab w:val="num" w:pos="3600"/>
+        </w:tabs>
+        <w:ind w:left="3600" w:hanging="360"/>
+      </w:pPr>
+    </w:lvl>
+    <w:lvl w:ilvl="5" w:tentative="1">
+      <w:start w:val="1"/>
+      <w:numFmt w:val="decimal"/>
+      <w:lvlText w:val="%6."/>
+      <w:lvlJc w:val="left"/>
+      <w:pPr>
+        <w:tabs>
+          <w:tab w:val="num" w:pos="4320"/>
+        </w:tabs>
+        <w:ind w:left="4320" w:hanging="360"/>
+      </w:pPr>
+    </w:lvl>
+    <w:lvl w:ilvl="6" w:tentative="1">
+      <w:start w:val="1"/>
+      <w:numFmt w:val="decimal"/>
+      <w:lvlText w:val="%7."/>
+      <w:lvlJc w:val="left"/>
+      <w:pPr>
+        <w:tabs>
+          <w:tab w:val="num" w:pos="5040"/>
+        </w:tabs>
+        <w:ind w:left="5040" w:hanging="360"/>
+      </w:pPr>
+    </w:lvl>
+    <w:lvl w:ilvl="7" w:tentative="1">
+      <w:start w:val="1"/>
+      <w:numFmt w:val="decimal"/>
+      <w:lvlText w:val="%8."/>
+      <w:lvlJc w:val="left"/>
+      <w:pPr>
+        <w:tabs>
+          <w:tab w:val="num" w:pos="5760"/>
+        </w:tabs>
+        <w:ind w:left="5760" w:hanging="360"/>
+      </w:pPr>
+    </w:lvl>
+    <w:lvl w:ilvl="8" w:tentative="1">
+      <w:start w:val="1"/>
+      <w:numFmt w:val="decimal"/>
+      <w:lvlText w:val="%9."/>
+      <w:lvlJc w:val="left"/>
+      <w:pPr>
+        <w:tabs>
+          <w:tab w:val="num" w:pos="6480"/>
+        </w:tabs>
+        <w:ind w:left="6480" w:hanging="360"/>
+      </w:pPr>
+    </w:lvl>
+  </w:abstractNum>
+  <w:abstractNum w:abstractNumId="30" w15:restartNumberingAfterBreak="0">
     <w:nsid w:val="59AC6A88"/>
     <w:multiLevelType w:val="hybridMultilevel"/>
     <w:tmpl w:val="6BDA219E"/>
@@ -9488,7 +9007,7 @@
       </w:rPr>
     </w:lvl>
   </w:abstractNum>
-  <w:abstractNum w:abstractNumId="30" w15:restartNumberingAfterBreak="0">
+  <w:abstractNum w:abstractNumId="31" w15:restartNumberingAfterBreak="0">
     <w:nsid w:val="5A287E09"/>
     <w:multiLevelType w:val="hybridMultilevel"/>
     <w:tmpl w:val="EC3A0A22"/>
@@ -9601,7 +9120,7 @@
       </w:rPr>
     </w:lvl>
   </w:abstractNum>
-  <w:abstractNum w:abstractNumId="31" w15:restartNumberingAfterBreak="0">
+  <w:abstractNum w:abstractNumId="32" w15:restartNumberingAfterBreak="0">
     <w:nsid w:val="5DF725F7"/>
     <w:multiLevelType w:val="hybridMultilevel"/>
     <w:tmpl w:val="5C106F5E"/>
@@ -9691,7 +9210,7 @@
       </w:pPr>
     </w:lvl>
   </w:abstractNum>
-  <w:abstractNum w:abstractNumId="32" w15:restartNumberingAfterBreak="0">
+  <w:abstractNum w:abstractNumId="33" w15:restartNumberingAfterBreak="0">
     <w:nsid w:val="5ECB5623"/>
     <w:multiLevelType w:val="hybridMultilevel"/>
     <w:tmpl w:val="9ED4A3AC"/>
@@ -9810,7 +9329,7 @@
       </w:pPr>
     </w:lvl>
   </w:abstractNum>
-  <w:abstractNum w:abstractNumId="33" w15:restartNumberingAfterBreak="0">
+  <w:abstractNum w:abstractNumId="34" w15:restartNumberingAfterBreak="0">
     <w:nsid w:val="5F6F6E5D"/>
     <w:multiLevelType w:val="multilevel"/>
     <w:tmpl w:val="DBBC48DA"/>
@@ -9934,7 +9453,7 @@
       </w:rPr>
     </w:lvl>
   </w:abstractNum>
-  <w:abstractNum w:abstractNumId="34" w15:restartNumberingAfterBreak="0">
+  <w:abstractNum w:abstractNumId="35" w15:restartNumberingAfterBreak="0">
     <w:nsid w:val="607E129C"/>
     <w:multiLevelType w:val="hybridMultilevel"/>
     <w:tmpl w:val="3464437A"/>
@@ -10046,7 +9565,7 @@
       </w:rPr>
     </w:lvl>
   </w:abstractNum>
-  <w:abstractNum w:abstractNumId="35" w15:restartNumberingAfterBreak="0">
+  <w:abstractNum w:abstractNumId="36" w15:restartNumberingAfterBreak="0">
     <w:nsid w:val="675B5051"/>
     <w:multiLevelType w:val="hybridMultilevel"/>
     <w:tmpl w:val="C3DA0692"/>
@@ -10158,7 +9677,7 @@
       </w:rPr>
     </w:lvl>
   </w:abstractNum>
-  <w:abstractNum w:abstractNumId="36" w15:restartNumberingAfterBreak="0">
+  <w:abstractNum w:abstractNumId="37" w15:restartNumberingAfterBreak="0">
     <w:nsid w:val="695F358F"/>
     <w:multiLevelType w:val="hybridMultilevel"/>
     <w:tmpl w:val="A3347322"/>
@@ -10255,7 +9774,7 @@
       </w:pPr>
     </w:lvl>
   </w:abstractNum>
-  <w:abstractNum w:abstractNumId="37" w15:restartNumberingAfterBreak="0">
+  <w:abstractNum w:abstractNumId="38" w15:restartNumberingAfterBreak="0">
     <w:nsid w:val="6B8E07CE"/>
     <w:multiLevelType w:val="hybridMultilevel"/>
     <w:tmpl w:val="30EC36FC"/>
@@ -10344,7 +9863,7 @@
       </w:pPr>
     </w:lvl>
   </w:abstractNum>
-  <w:abstractNum w:abstractNumId="38" w15:restartNumberingAfterBreak="0">
+  <w:abstractNum w:abstractNumId="39" w15:restartNumberingAfterBreak="0">
     <w:nsid w:val="6D760D7A"/>
     <w:multiLevelType w:val="hybridMultilevel"/>
     <w:tmpl w:val="45C87776"/>
@@ -10457,7 +9976,7 @@
       </w:rPr>
     </w:lvl>
   </w:abstractNum>
-  <w:abstractNum w:abstractNumId="39" w15:restartNumberingAfterBreak="0">
+  <w:abstractNum w:abstractNumId="40" w15:restartNumberingAfterBreak="0">
     <w:nsid w:val="6F253FA2"/>
     <w:multiLevelType w:val="hybridMultilevel"/>
     <w:tmpl w:val="BEBE2E00"/>
@@ -10570,7 +10089,7 @@
       </w:rPr>
     </w:lvl>
   </w:abstractNum>
-  <w:abstractNum w:abstractNumId="40" w15:restartNumberingAfterBreak="0">
+  <w:abstractNum w:abstractNumId="41" w15:restartNumberingAfterBreak="0">
     <w:nsid w:val="731F4317"/>
     <w:multiLevelType w:val="hybridMultilevel"/>
     <w:tmpl w:val="2780D0FC"/>
@@ -10659,7 +10178,120 @@
       </w:pPr>
     </w:lvl>
   </w:abstractNum>
-  <w:abstractNum w:abstractNumId="41" w15:restartNumberingAfterBreak="0">
+  <w:abstractNum w:abstractNumId="42" w15:restartNumberingAfterBreak="0">
+    <w:nsid w:val="75B8763B"/>
+    <w:multiLevelType w:val="multilevel"/>
+    <w:tmpl w:val="19CA9B7C"/>
+    <w:lvl w:ilvl="0">
+      <w:start w:val="38"/>
+      <w:numFmt w:val="decimal"/>
+      <w:lvlText w:val="%1."/>
+      <w:lvlJc w:val="left"/>
+      <w:pPr>
+        <w:tabs>
+          <w:tab w:val="num" w:pos="720"/>
+        </w:tabs>
+        <w:ind w:left="720" w:hanging="360"/>
+      </w:pPr>
+    </w:lvl>
+    <w:lvl w:ilvl="1" w:tentative="1">
+      <w:start w:val="1"/>
+      <w:numFmt w:val="decimal"/>
+      <w:lvlText w:val="%2."/>
+      <w:lvlJc w:val="left"/>
+      <w:pPr>
+        <w:tabs>
+          <w:tab w:val="num" w:pos="1440"/>
+        </w:tabs>
+        <w:ind w:left="1440" w:hanging="360"/>
+      </w:pPr>
+    </w:lvl>
+    <w:lvl w:ilvl="2" w:tentative="1">
+      <w:start w:val="1"/>
+      <w:numFmt w:val="decimal"/>
+      <w:lvlText w:val="%3."/>
+      <w:lvlJc w:val="left"/>
+      <w:pPr>
+        <w:tabs>
+          <w:tab w:val="num" w:pos="2160"/>
+        </w:tabs>
+        <w:ind w:left="2160" w:hanging="360"/>
+      </w:pPr>
+    </w:lvl>
+    <w:lvl w:ilvl="3" w:tentative="1">
+      <w:start w:val="1"/>
+      <w:numFmt w:val="decimal"/>
+      <w:lvlText w:val="%4."/>
+      <w:lvlJc w:val="left"/>
+      <w:pPr>
+        <w:tabs>
+          <w:tab w:val="num" w:pos="2880"/>
+        </w:tabs>
+        <w:ind w:left="2880" w:hanging="360"/>
+      </w:pPr>
+    </w:lvl>
+    <w:lvl w:ilvl="4" w:tentative="1">
+      <w:start w:val="1"/>
+      <w:numFmt w:val="decimal"/>
+      <w:lvlText w:val="%5."/>
+      <w:lvlJc w:val="left"/>
+      <w:pPr>
+        <w:tabs>
+          <w:tab w:val="num" w:pos="3600"/>
+        </w:tabs>
+        <w:ind w:left="3600" w:hanging="360"/>
+      </w:pPr>
+    </w:lvl>
+    <w:lvl w:ilvl="5" w:tentative="1">
+      <w:start w:val="1"/>
+      <w:numFmt w:val="decimal"/>
+      <w:lvlText w:val="%6."/>
+      <w:lvlJc w:val="left"/>
+      <w:pPr>
+        <w:tabs>
+          <w:tab w:val="num" w:pos="4320"/>
+        </w:tabs>
+        <w:ind w:left="4320" w:hanging="360"/>
+      </w:pPr>
+    </w:lvl>
+    <w:lvl w:ilvl="6" w:tentative="1">
+      <w:start w:val="1"/>
+      <w:numFmt w:val="decimal"/>
+      <w:lvlText w:val="%7."/>
+      <w:lvlJc w:val="left"/>
+      <w:pPr>
+        <w:tabs>
+          <w:tab w:val="num" w:pos="5040"/>
+        </w:tabs>
+        <w:ind w:left="5040" w:hanging="360"/>
+      </w:pPr>
+    </w:lvl>
+    <w:lvl w:ilvl="7" w:tentative="1">
+      <w:start w:val="1"/>
+      <w:numFmt w:val="decimal"/>
+      <w:lvlText w:val="%8."/>
+      <w:lvlJc w:val="left"/>
+      <w:pPr>
+        <w:tabs>
+          <w:tab w:val="num" w:pos="5760"/>
+        </w:tabs>
+        <w:ind w:left="5760" w:hanging="360"/>
+      </w:pPr>
+    </w:lvl>
+    <w:lvl w:ilvl="8" w:tentative="1">
+      <w:start w:val="1"/>
+      <w:numFmt w:val="decimal"/>
+      <w:lvlText w:val="%9."/>
+      <w:lvlJc w:val="left"/>
+      <w:pPr>
+        <w:tabs>
+          <w:tab w:val="num" w:pos="6480"/>
+        </w:tabs>
+        <w:ind w:left="6480" w:hanging="360"/>
+      </w:pPr>
+    </w:lvl>
+  </w:abstractNum>
+  <w:abstractNum w:abstractNumId="43" w15:restartNumberingAfterBreak="0">
     <w:nsid w:val="77816AF9"/>
     <w:multiLevelType w:val="hybridMultilevel"/>
     <w:tmpl w:val="2E248BB2"/>
@@ -10771,7 +10403,7 @@
       </w:rPr>
     </w:lvl>
   </w:abstractNum>
-  <w:abstractNum w:abstractNumId="42" w15:restartNumberingAfterBreak="0">
+  <w:abstractNum w:abstractNumId="44" w15:restartNumberingAfterBreak="0">
     <w:nsid w:val="7EF844BE"/>
     <w:multiLevelType w:val="hybridMultilevel"/>
     <w:tmpl w:val="920442D6"/>
@@ -10863,13 +10495,13 @@
     </w:lvl>
   </w:abstractNum>
   <w:num w:numId="1" w16cid:durableId="698819363">
-    <w:abstractNumId w:val="32"/>
+    <w:abstractNumId w:val="33"/>
   </w:num>
   <w:num w:numId="2" w16cid:durableId="2126465723">
     <w:abstractNumId w:val="25"/>
   </w:num>
   <w:num w:numId="3" w16cid:durableId="1226915477">
-    <w:abstractNumId w:val="36"/>
+    <w:abstractNumId w:val="37"/>
   </w:num>
   <w:num w:numId="4" w16cid:durableId="289089178">
     <w:abstractNumId w:val="17"/>
@@ -10878,7 +10510,7 @@
     <w:abstractNumId w:val="3"/>
   </w:num>
   <w:num w:numId="6" w16cid:durableId="1008874603">
-    <w:abstractNumId w:val="31"/>
+    <w:abstractNumId w:val="32"/>
   </w:num>
   <w:num w:numId="7" w16cid:durableId="448742344">
     <w:abstractNumId w:val="7"/>
@@ -10887,10 +10519,10 @@
     <w:abstractNumId w:val="26"/>
   </w:num>
   <w:num w:numId="9" w16cid:durableId="1705443920">
-    <w:abstractNumId w:val="41"/>
+    <w:abstractNumId w:val="43"/>
   </w:num>
   <w:num w:numId="10" w16cid:durableId="1343969463">
-    <w:abstractNumId w:val="29"/>
+    <w:abstractNumId w:val="30"/>
   </w:num>
   <w:num w:numId="11" w16cid:durableId="962348263">
     <w:abstractNumId w:val="20"/>
@@ -10911,7 +10543,7 @@
     <w:abstractNumId w:val="10"/>
   </w:num>
   <w:num w:numId="17" w16cid:durableId="2006081923">
-    <w:abstractNumId w:val="38"/>
+    <w:abstractNumId w:val="39"/>
   </w:num>
   <w:num w:numId="18" w16cid:durableId="1456873369">
     <w:abstractNumId w:val="19"/>
@@ -10923,7 +10555,7 @@
     <w:abstractNumId w:val="9"/>
   </w:num>
   <w:num w:numId="21" w16cid:durableId="817963620">
-    <w:abstractNumId w:val="34"/>
+    <w:abstractNumId w:val="35"/>
   </w:num>
   <w:num w:numId="22" w16cid:durableId="2063866897">
     <w:abstractNumId w:val="28"/>
@@ -10935,7 +10567,7 @@
     <w:abstractNumId w:val="14"/>
   </w:num>
   <w:num w:numId="25" w16cid:durableId="1777553023">
-    <w:abstractNumId w:val="37"/>
+    <w:abstractNumId w:val="38"/>
   </w:num>
   <w:num w:numId="26" w16cid:durableId="22874620">
     <w:abstractNumId w:val="13"/>
@@ -10953,16 +10585,16 @@
     <w:abstractNumId w:val="6"/>
   </w:num>
   <w:num w:numId="31" w16cid:durableId="978724811">
-    <w:abstractNumId w:val="35"/>
+    <w:abstractNumId w:val="36"/>
   </w:num>
   <w:num w:numId="32" w16cid:durableId="665012800">
-    <w:abstractNumId w:val="33"/>
+    <w:abstractNumId w:val="34"/>
   </w:num>
   <w:num w:numId="33" w16cid:durableId="391004214">
     <w:abstractNumId w:val="11"/>
   </w:num>
   <w:num w:numId="34" w16cid:durableId="736590049">
-    <w:abstractNumId w:val="42"/>
+    <w:abstractNumId w:val="44"/>
   </w:num>
   <w:num w:numId="35" w16cid:durableId="1635986542">
     <w:abstractNumId w:val="18"/>
@@ -10971,7 +10603,7 @@
     <w:abstractNumId w:val="2"/>
   </w:num>
   <w:num w:numId="37" w16cid:durableId="1961691038">
-    <w:abstractNumId w:val="30"/>
+    <w:abstractNumId w:val="31"/>
   </w:num>
   <w:num w:numId="38" w16cid:durableId="1896576346">
     <w:abstractNumId w:val="27"/>
@@ -10983,13 +10615,19 @@
     <w:abstractNumId w:val="8"/>
   </w:num>
   <w:num w:numId="41" w16cid:durableId="2015765812">
-    <w:abstractNumId w:val="39"/>
+    <w:abstractNumId w:val="40"/>
   </w:num>
   <w:num w:numId="42" w16cid:durableId="865561717">
-    <w:abstractNumId w:val="40"/>
+    <w:abstractNumId w:val="41"/>
   </w:num>
   <w:num w:numId="43" w16cid:durableId="1235239666">
     <w:abstractNumId w:val="12"/>
+  </w:num>
+  <w:num w:numId="44" w16cid:durableId="1550920070">
+    <w:abstractNumId w:val="29"/>
+  </w:num>
+  <w:num w:numId="45" w16cid:durableId="1086881107">
+    <w:abstractNumId w:val="42"/>
   </w:num>
 </w:numbering>
 </file>
@@ -11450,6 +11088,7 @@
   <w:style w:type="character" w:default="1" w:styleId="Fuentedeprrafopredeter">
     <w:name w:val="Default Paragraph Font"/>
     <w:uiPriority w:val="1"/>
+    <w:semiHidden/>
     <w:unhideWhenUsed/>
   </w:style>
   <w:style w:type="table" w:default="1" w:styleId="Tablanormal">
@@ -11775,6 +11414,17 @@
     <w:basedOn w:val="Fuentedeprrafopredeter"/>
     <w:rsid w:val="00A37920"/>
   </w:style>
+  <w:style w:type="paragraph" w:customStyle="1" w:styleId="ds-markdown-paragraph">
+    <w:name w:val="ds-markdown-paragraph"/>
+    <w:basedOn w:val="Normal"/>
+    <w:rsid w:val="00ED17AC"/>
+    <w:pPr>
+      <w:spacing w:before="100" w:beforeAutospacing="1" w:after="100" w:afterAutospacing="1"/>
+    </w:pPr>
+    <w:rPr>
+      <w:lang w:val="es-PE" w:eastAsia="es-PE"/>
+    </w:rPr>
+  </w:style>
 </w:styles>
 </file>
 
